--- a/docs/成员分工与独立完成声明.docx
+++ b/docs/成员分工与独立完成声明.docx
@@ -456,16 +456,13 @@
             <w:tcW w:type="dxa" w:w="3515"/>
           </w:tcPr>
           <w:p>
-            <w:pPr>
-              <w:spacing w:after="40"/>
-            </w:pPr>
             <w:r/>
             <w:r>
               <w:rPr>
                 <w:rFonts w:ascii="Times New Roman" w:hAnsi="Times New Roman" w:eastAsia="宋体"/>
-                <w:b w:val="0"/>
                 <w:sz w:val="21"/>
               </w:rPr>
+              <w:t>江苏师范大学 · 人工智能与计算机学院 · 计算机科学与技术</w:t>
             </w:r>
           </w:p>
         </w:tc>
@@ -1190,16 +1187,8 @@
             <w:tcW w:type="dxa" w:w="2268"/>
           </w:tcPr>
           <w:p>
-            <w:pPr>
-              <w:spacing w:after="40"/>
-            </w:pPr>
-            <w:r/>
             <w:r>
-              <w:rPr>
-                <w:rFonts w:ascii="Times New Roman" w:hAnsi="Times New Roman" w:eastAsia="宋体"/>
-                <w:b w:val="0"/>
-                <w:sz w:val="21"/>
-              </w:rPr>
+              <w:t>（已手写签名）</w:t>
             </w:r>
           </w:p>
         </w:tc>
@@ -1208,17 +1197,8 @@
             <w:tcW w:type="dxa" w:w="2268"/>
           </w:tcPr>
           <w:p>
-            <w:pPr>
-              <w:spacing w:after="40"/>
-            </w:pPr>
-            <w:r/>
             <w:r>
-              <w:rPr>
-                <w:rFonts w:ascii="Times New Roman" w:hAnsi="Times New Roman" w:eastAsia="宋体"/>
-                <w:b w:val="0"/>
-                <w:sz w:val="21"/>
-              </w:rPr>
-              <w:t>2026 年 10 月     日</w:t>
+              <w:t>2026 年 10 月 12 日</w:t>
             </w:r>
           </w:p>
         </w:tc>
